--- a/downloads/documents/04 Units/Unit 01 - Nutrition and Wellness - Kitchen Skills and Smart Eating/Lesson 01.15 - Shopping Lists and Store Circulars.docx
+++ b/downloads/documents/04 Units/Unit 01 - Nutrition and Wellness - Kitchen Skills and Smart Eating/Lesson 01.15 - Shopping Lists and Store Circulars.docx
@@ -356,7 +356,7 @@
         <w:t xml:space="preserve"> </w:t>
       </w:r>
       <w:r>
-        <w:t xml:space="preserve">Tier 3 (FACS): circular (flyer), sale price, unit, loyalty price, pantry check, store section (produce, dairy, meat and deli, frozen, dry goods, household). See the unit vocabulary list for Turkish, Portuguese, and Spanish.</w:t>
+        <w:t xml:space="preserve">Tier 3 (FACS): circular (flyer), sale price, unit, loyalty price, pantry check, store section (produce, dairy, meat and deli, frozen, dry goods, household). See the unit vocabulary list for the Spanish column.</w:t>
       </w:r>
     </w:p>
     <w:p>
@@ -1125,7 +1125,7 @@
         <w:pStyle w:val="Compact"/>
       </w:pPr>
       <w:r>
-        <w:t xml:space="preserve">ELL: the five parts of a sale listing are on a slide with arrows; the store sections on the template have a picture each; sentence starter for the wait decision: "We should wait on ___ because the sale ___"; the words sale, limit, unit, section, and circular are on the unit vocabulary card in Turkish, Portuguese, and Spanish. A circular in the family’s language is a good option if the store prints one.</w:t>
+        <w:t xml:space="preserve">ELL: the five parts of a sale listing are on a slide with arrows; the store sections on the template have a picture each; sentence starter for the wait decision: "We should wait on ___ because the sale ___"; the words sale, limit, unit, section, and circular are on the unit vocabulary card in Spanish. A circular in the family’s language is a good option if the store prints one.</w:t>
       </w:r>
     </w:p>
     <w:p>
@@ -1723,7 +1723,7 @@
     <w:sectPr>
       <w:headerReference w:type="default" r:id="rId9"/>
       <w:pgSz w:w="12240" w:h="15840"/>
-      <w:pgMar w:top="1440" w:bottom="1440" w:left="1440" w:right="1440" w:header="504"/>
+      <w:pgMar w:top="1296" w:bottom="1296" w:left="1296" w:right="1296" w:header="504"/>
     </w:sectPr>
   </w:body>
 </w:document>
